--- a/launche cmpaign.docx
+++ b/launche cmpaign.docx
@@ -1775,8 +1775,6 @@
         </w:rPr>
         <w:t>a</w:t>
       </w:r>
-      <w:bookmarkStart w:id="0" w:name="_GoBack"/>
-      <w:bookmarkEnd w:id="0"/>
       <w:r>
         <w:rPr>
           <w:sz w:val="48"/>
@@ -1836,6 +1834,7 @@
         <w:t>adcreator pro</w:t>
       </w:r>
     </w:p>
+    <w:bookmarkStart w:id="0" w:name="_GoBack"/>
     <w:p>
       <w:pPr>
         <w:rPr>
@@ -1843,35 +1842,62 @@
           <w:szCs w:val="24"/>
         </w:rPr>
       </w:pPr>
-      <w:hyperlink r:id="rId8" w:history="1">
-        <w:r>
-          <w:rPr>
-            <w:rStyle w:val="Hyperlink"/>
-            <w:sz w:val="24"/>
-            <w:szCs w:val="24"/>
-          </w:rPr>
-          <w:t>https://claude.ai/api/organizations/25de2e15-fdd9-4f49-8cf7-70c52f61906d/conversations/61285a5e-93c1-4f4a-a2d9-c17850fdcae4/wiggle/download-file?path=%2Fmnt%2Fuser-data%2Foutputs%2Fadcreator_pro.html</w:t>
-        </w:r>
-      </w:hyperlink>
-    </w:p>
-    <w:p>
-      <w:pPr>
-        <w:rPr>
+      <w:r>
+        <w:fldChar w:fldCharType="begin"/>
+      </w:r>
+      <w:r>
+        <w:instrText xml:space="preserve"> HYPERLI</w:instrText>
+      </w:r>
+      <w:r>
+        <w:instrText xml:space="preserve">NK "https://claude.ai/api/organizations/25de2e15-fdd9-4f49-8cf7-70c52f61906d/conversations/61285a5e-93c1-4f4a-a2d9-c17850fdcae4/wiggle/download-file?path=%2Fmnt%2Fuser-data%2Foutputs%2Fadcreator_pro.html" </w:instrText>
+      </w:r>
+      <w:r>
+        <w:fldChar w:fldCharType="separate"/>
+      </w:r>
+      <w:r>
+        <w:rPr>
+          <w:rStyle w:val="Hyperlink"/>
           <w:sz w:val="24"/>
           <w:szCs w:val="24"/>
         </w:rPr>
-      </w:pPr>
-    </w:p>
-    <w:p>
-      <w:pPr>
-        <w:rPr>
+        <w:t>https://claude.ai/api/organizations/25de2e15-fdd9-4f49-8cf7-70c52f61906d/conversations/61285a5e-93c1-4f4a-a2d9-c17850fdcae4/wiggle/download-file?path=%2Fmnt%2Fuser-data%2Foutputs%2Fadcreator_pro.html</w:t>
+      </w:r>
+      <w:r>
+        <w:rPr>
+          <w:rStyle w:val="Hyperlink"/>
           <w:sz w:val="24"/>
           <w:szCs w:val="24"/>
         </w:rPr>
+        <w:fldChar w:fldCharType="end"/>
+      </w:r>
+    </w:p>
+    <w:bookmarkEnd w:id="0"/>
+    <w:p>
+      <w:pPr>
+        <w:rPr>
+          <w:sz w:val="24"/>
+          <w:szCs w:val="24"/>
+        </w:rPr>
       </w:pPr>
     </w:p>
+    <w:p>
+      <w:pPr>
+        <w:rPr>
+          <w:sz w:val="24"/>
+          <w:szCs w:val="24"/>
+        </w:rPr>
+      </w:pPr>
+    </w:p>
+    <w:p>
+      <w:pPr>
+        <w:rPr>
+          <w:sz w:val="24"/>
+          <w:szCs w:val="24"/>
+        </w:rPr>
+      </w:pPr>
+    </w:p>
     <w:sectPr>
-      <w:headerReference w:type="default" r:id="rId9"/>
+      <w:headerReference w:type="default" r:id="rId8"/>
       <w:pgSz w:w="12240" w:h="15840"/>
       <w:pgMar w:top="1440" w:right="1440" w:bottom="1440" w:left="1440" w:header="720" w:footer="720" w:gutter="0"/>
       <w:cols w:space="720"/>
